--- a/3k1s/ОS3-1/lab05/лаба05.docx
+++ b/3k1s/ОS3-1/lab05/лаба05.docx
@@ -906,12 +906,7 @@
         <w:spacing w:after="120"/>
       </w:pPr>
       <w:r>
-        <w:t>Номер процессора, наз</w:t>
-      </w:r>
-      <w:bookmarkStart w:id="0" w:name="_GoBack"/>
-      <w:bookmarkEnd w:id="0"/>
-      <w:r>
-        <w:t>наченного для выполнения текущему потоку.</w:t>
+        <w:t>Номер процессора, назначенного для выполнения текущему потоку.</w:t>
       </w:r>
     </w:p>
     <w:tbl>
@@ -11982,6 +11977,8 @@
         </w:rPr>
         <w:t>a</w:t>
       </w:r>
+      <w:bookmarkStart w:id="0" w:name="_GoBack"/>
+      <w:bookmarkEnd w:id="0"/>
     </w:p>
     <w:p>
       <w:r>
@@ -21009,7 +21006,7 @@
             <w:sz w:val="28"/>
             <w:szCs w:val="28"/>
           </w:rPr>
-          <w:t>3</w:t>
+          <w:t>4</w:t>
         </w:r>
         <w:r>
           <w:rPr>
@@ -24765,7 +24762,7 @@
 </file>
 
 <file path=customXml/itemProps1.xml><?xml version="1.0" encoding="utf-8"?>
-<ds:datastoreItem xmlns:ds="http://schemas.openxmlformats.org/officeDocument/2006/customXml" ds:itemID="{0F200756-FF45-42B8-BDD8-583DAF39BB20}">
+<ds:datastoreItem xmlns:ds="http://schemas.openxmlformats.org/officeDocument/2006/customXml" ds:itemID="{C99BDA8B-A9CC-47EC-92FD-1F1324639989}">
   <ds:schemaRefs>
     <ds:schemaRef ds:uri="http://schemas.openxmlformats.org/officeDocument/2006/bibliography"/>
   </ds:schemaRefs>
